--- a/contents/battle-workbook/secuops-w15.docx
+++ b/contents/battle-workbook/secuops-w15.docx
@@ -383,7 +383,7 @@
         </w:rPr>
         <w:t>curl -s -A "sqlmap/1.7" -H "Host: dvwa.6v6.lab" \</w:t>
         <w:br/>
-        <w:t xml:space="preserve">  "http://&lt;대상_공개IP&gt;/?id=apt15r1-kim-1%20UNION%20SELECT%20user,password%20FROM%20users"</w:t>
+        <w:t xml:space="preserve">  "http://192.168.0.161/?id=apt15r1-kim-1%20UNION%20SELECT%20user,password%20FROM%20users"</w:t>
       </w:r>
     </w:p>
     <w:p>
@@ -491,7 +491,7 @@
           <w:b/>
           <w:sz w:val="22"/>
         </w:rPr>
-        <w:t>▶ 실행 결과 화면 (스크린샷 붙여넣기)</w:t>
+        <w:t>▶ 실행 결과 (출력/스크린샷)</w:t>
       </w:r>
     </w:p>
     <w:tbl>
@@ -525,7 +525,7 @@
                 <w:color w:val="AAAAAA"/>
                 <w:sz w:val="18"/>
               </w:rPr>
-              <w:t>여기에 결과 스크린샷을 붙여넣으세요 (커서를 두고 Ctrl+V)</w:t>
+              <w:t>여기에 결과 출력을 적거나 스크린샷을 붙여넣으세요 (커서를 두고 Ctrl+V)</w:t>
             </w:r>
           </w:p>
         </w:tc>
@@ -873,7 +873,7 @@
           <w:b/>
           <w:sz w:val="22"/>
         </w:rPr>
-        <w:t>▶ 실행 결과 화면 (스크린샷 붙여넣기)</w:t>
+        <w:t>▶ 실행 결과 (출력/스크린샷)</w:t>
       </w:r>
     </w:p>
     <w:tbl>
@@ -907,7 +907,7 @@
                 <w:color w:val="AAAAAA"/>
                 <w:sz w:val="18"/>
               </w:rPr>
-              <w:t>여기에 결과 스크린샷을 붙여넣으세요 (커서를 두고 Ctrl+V)</w:t>
+              <w:t>여기에 결과 출력을 적거나 스크린샷을 붙여넣으세요 (커서를 두고 Ctrl+V)</w:t>
             </w:r>
           </w:p>
         </w:tc>
@@ -1189,7 +1189,7 @@
           <w:b/>
           <w:sz w:val="22"/>
         </w:rPr>
-        <w:t>▶ 실행 결과 화면 (스크린샷 붙여넣기)</w:t>
+        <w:t>▶ 실행 결과 (출력/스크린샷)</w:t>
       </w:r>
     </w:p>
     <w:tbl>
@@ -1223,7 +1223,7 @@
                 <w:color w:val="AAAAAA"/>
                 <w:sz w:val="18"/>
               </w:rPr>
-              <w:t>여기에 결과 스크린샷을 붙여넣으세요 (커서를 두고 Ctrl+V)</w:t>
+              <w:t>여기에 결과 출력을 적거나 스크린샷을 붙여넣으세요 (커서를 두고 Ctrl+V)</w:t>
             </w:r>
           </w:p>
         </w:tc>
@@ -1447,7 +1447,7 @@
           <w:b/>
           <w:sz w:val="22"/>
         </w:rPr>
-        <w:t>▶ 실행 결과 화면 (스크린샷 붙여넣기)</w:t>
+        <w:t>▶ 실행 결과 (출력/스크린샷)</w:t>
       </w:r>
     </w:p>
     <w:tbl>
@@ -1481,7 +1481,7 @@
                 <w:color w:val="AAAAAA"/>
                 <w:sz w:val="18"/>
               </w:rPr>
-              <w:t>여기에 결과 스크린샷을 붙여넣으세요 (커서를 두고 Ctrl+V)</w:t>
+              <w:t>여기에 결과 출력을 적거나 스크린샷을 붙여넣으세요 (커서를 두고 Ctrl+V)</w:t>
             </w:r>
           </w:p>
         </w:tc>
@@ -1778,7 +1778,7 @@
           <w:b/>
           <w:sz w:val="22"/>
         </w:rPr>
-        <w:t>▶ 실행 결과 화면 (스크린샷 붙여넣기)</w:t>
+        <w:t>▶ 실행 결과 (출력/스크린샷)</w:t>
       </w:r>
     </w:p>
     <w:tbl>
@@ -1812,7 +1812,7 @@
                 <w:color w:val="AAAAAA"/>
                 <w:sz w:val="18"/>
               </w:rPr>
-              <w:t>여기에 결과 스크린샷을 붙여넣으세요 (커서를 두고 Ctrl+V)</w:t>
+              <w:t>여기에 결과 출력을 적거나 스크린샷을 붙여넣으세요 (커서를 두고 Ctrl+V)</w:t>
             </w:r>
           </w:p>
         </w:tc>
@@ -2113,7 +2113,7 @@
           <w:b/>
           <w:sz w:val="22"/>
         </w:rPr>
-        <w:t>▶ 실행 결과 화면 (스크린샷 붙여넣기)</w:t>
+        <w:t>▶ 실행 결과 (출력/스크린샷)</w:t>
       </w:r>
     </w:p>
     <w:tbl>
@@ -2147,7 +2147,7 @@
                 <w:color w:val="AAAAAA"/>
                 <w:sz w:val="18"/>
               </w:rPr>
-              <w:t>여기에 결과 스크린샷을 붙여넣으세요 (커서를 두고 Ctrl+V)</w:t>
+              <w:t>여기에 결과 출력을 적거나 스크린샷을 붙여넣으세요 (커서를 두고 Ctrl+V)</w:t>
             </w:r>
           </w:p>
         </w:tc>
@@ -2421,7 +2421,7 @@
           <w:b/>
           <w:sz w:val="22"/>
         </w:rPr>
-        <w:t>▶ 실행 결과 화면 (스크린샷 붙여넣기)</w:t>
+        <w:t>▶ 실행 결과 (출력/스크린샷)</w:t>
       </w:r>
     </w:p>
     <w:tbl>
@@ -2455,7 +2455,7 @@
                 <w:color w:val="AAAAAA"/>
                 <w:sz w:val="18"/>
               </w:rPr>
-              <w:t>여기에 결과 스크린샷을 붙여넣으세요 (커서를 두고 Ctrl+V)</w:t>
+              <w:t>여기에 결과 출력을 적거나 스크린샷을 붙여넣으세요 (커서를 두고 Ctrl+V)</w:t>
             </w:r>
           </w:p>
         </w:tc>

--- a/contents/battle-workbook/secuops-w15.docx
+++ b/contents/battle-workbook/secuops-w15.docx
@@ -381,7 +381,7 @@
           <w:rFonts w:ascii="Consolas" w:hAnsi="Consolas"/>
           <w:sz w:val="19"/>
         </w:rPr>
-        <w:t>curl -s -A "sqlmap/1.7" -H "Host: dvwa.6v6.lab" \</w:t>
+        <w:t>curl -s -A "sqlmap/1.7" -H "Host: dvwa.el34.lab" \</w:t>
         <w:br/>
         <w:t xml:space="preserve">  "http://192.168.0.161/?id=apt15r1-kim-1%20UNION%20SELECT%20user,password%20FROM%20users"</w:t>
       </w:r>
